--- a/lessons/5-2/downloads/reveal/teacher/5.2-session-1-prerequisite-practice-a.docx
+++ b/lessons/5-2/downloads/reveal/teacher/5.2-session-1-prerequisite-practice-a.docx
@@ -15,10 +15,28 @@
         <w:rPr>
           <w:rFonts w:ascii="Avenir Next" w:hAnsi="Avenir Next" w:cs="Avenir Next" w:eastAsia="Avenir Next"/>
           <w:color w:val="1A1A1A"/>
+          <w:sz w:val="22"/>
+          <w:szCs w:val="20"/>
+        </w:rPr>
+        <w:t xml:space="preserve">Name</w:t>
+      </w:r>
+      <w:r>
+        <w:rPr>
+          <w:rFonts w:ascii="Avenir Next" w:hAnsi="Avenir Next" w:cs="Avenir Next" w:eastAsia="Avenir Next"/>
+          <w:color w:val="1A1A1A"/>
           <w:sz w:val="20"/>
           <w:szCs w:val="20"/>
         </w:rPr>
-        <w:t xml:space="preserve">Name</w:t>
+        <w:tab/>
+      </w:r>
+      <w:r>
+        <w:rPr>
+          <w:rFonts w:ascii="Avenir Next" w:hAnsi="Avenir Next" w:cs="Avenir Next" w:eastAsia="Avenir Next"/>
+          <w:color w:val="1A1A1A"/>
+          <w:sz w:val="22"/>
+          <w:szCs w:val="20"/>
+        </w:rPr>
+        <w:t xml:space="preserve">   Date</w:t>
       </w:r>
       <w:r>
         <w:rPr>
@@ -33,25 +51,7 @@
         <w:rPr>
           <w:rFonts w:ascii="Avenir Next" w:hAnsi="Avenir Next" w:cs="Avenir Next" w:eastAsia="Avenir Next"/>
           <w:color w:val="1A1A1A"/>
-          <w:sz w:val="20"/>
-          <w:szCs w:val="20"/>
-        </w:rPr>
-        <w:t xml:space="preserve">   Date</w:t>
-      </w:r>
-      <w:r>
-        <w:rPr>
-          <w:rFonts w:ascii="Avenir Next" w:hAnsi="Avenir Next" w:cs="Avenir Next" w:eastAsia="Avenir Next"/>
-          <w:color w:val="1A1A1A"/>
-          <w:sz w:val="20"/>
-          <w:szCs w:val="20"/>
-        </w:rPr>
-        <w:tab/>
-      </w:r>
-      <w:r>
-        <w:rPr>
-          <w:rFonts w:ascii="Avenir Next" w:hAnsi="Avenir Next" w:cs="Avenir Next" w:eastAsia="Avenir Next"/>
-          <w:color w:val="1A1A1A"/>
-          <w:sz w:val="20"/>
+          <w:sz w:val="22"/>
           <w:szCs w:val="20"/>
         </w:rPr>
         <w:t xml:space="preserve">   Period</w:t>
@@ -78,7 +78,7 @@
           <w:caps/>
           <w:color w:val="003A70"/>
           <w:spacing w:val="12"/>
-          <w:sz w:val="19"/>
+          <w:sz w:val="22"/>
           <w:szCs w:val="19"/>
         </w:rPr>
         <w:t xml:space="preserve">Lesson 5-2  ·  Session 1  ·  Prerequisite Practice A  ·  Skill 1 of 2</w:t>
@@ -86,6 +86,7 @@
     </w:p>
     <w:p>
       <w:pPr>
+        <w:pStyle w:val="Heading1"/>
         <w:keepNext/>
         <w:spacing w:before="0" w:after="10" w:line="240" w:lineRule="auto"/>
       </w:pPr>
@@ -111,7 +112,7 @@
         <w:rPr>
           <w:rFonts w:ascii="Avenir Next" w:hAnsi="Avenir Next" w:cs="Avenir Next" w:eastAsia="Avenir Next"/>
           <w:color w:val="5A5F66"/>
-          <w:sz w:val="17"/>
+          <w:sz w:val="22"/>
           <w:szCs w:val="17"/>
         </w:rPr>
         <w:t xml:space="preserve">Builds on Grade 5 · 5.NBT.B.5</w:t>
@@ -154,6 +155,7 @@
           </w:tcPr>
           <w:p>
             <w:pPr>
+              <w:pStyle w:val="Heading2"/>
               <w:spacing w:before="0" w:after="0" w:line="252" w:lineRule="auto"/>
             </w:pPr>
             <w:r>
@@ -183,7 +185,7 @@
               <w:rPr>
                 <w:rFonts w:ascii="Avenir Next" w:hAnsi="Avenir Next" w:cs="Avenir Next" w:eastAsia="Avenir Next"/>
                 <w:color w:val="1A1A1A"/>
-                <w:sz w:val="20"/>
+                <w:sz w:val="22"/>
                 <w:szCs w:val="20"/>
               </w:rPr>
               <w:t xml:space="preserve">You will find the area of a sign with base 30 cm and height 26 cm: first 30 × 26.</w:t>
@@ -203,6 +205,7 @@
           </w:tcPr>
           <w:p>
             <w:pPr>
+              <w:pStyle w:val="Heading2"/>
               <w:spacing w:before="0" w:after="0" w:line="252" w:lineRule="auto"/>
             </w:pPr>
             <w:r>
@@ -232,7 +235,7 @@
               <w:rPr>
                 <w:rFonts w:ascii="Avenir Next" w:hAnsi="Avenir Next" w:cs="Avenir Next" w:eastAsia="Avenir Next"/>
                 <w:color w:val="1A1A1A"/>
-                <w:sz w:val="20"/>
+                <w:sz w:val="22"/>
                 <w:szCs w:val="20"/>
               </w:rPr>
               <w:t xml:space="preserve">Multiply two numbers, like 30 × 26.  </w:t>
@@ -242,7 +245,7 @@
                 <w:rFonts w:ascii="Avenir Next" w:hAnsi="Avenir Next" w:cs="Avenir Next" w:eastAsia="Avenir Next"/>
                 <w:b/>
                 <w:color w:val="1A1A1A"/>
-                <w:sz w:val="20"/>
+                <w:sz w:val="22"/>
                 <w:szCs w:val="20"/>
               </w:rPr>
               <w:t xml:space="preserve">You will use it in Practice Form A, problems 5 and 7.</w:t>
@@ -253,6 +256,7 @@
     </w:tbl>
     <w:p>
       <w:pPr>
+        <w:pStyle w:val="Heading2"/>
         <w:keepNext/>
         <w:pBdr>
           <w:bottom w:val="single" w:sz="8" w:space="3" w:color="003A70"/>
@@ -268,7 +272,7 @@
           <w:b/>
           <w:color w:val="003A70"/>
           <w:spacing w:val="14"/>
-          <w:sz w:val="19"/>
+          <w:sz w:val="22"/>
           <w:szCs w:val="19"/>
         </w:rPr>
         <w:t xml:space="preserve">STEPS TO FOLLOW</w:t>
@@ -287,7 +291,7 @@
           <w:rFonts w:ascii="Avenir Next" w:hAnsi="Avenir Next" w:cs="Avenir Next" w:eastAsia="Avenir Next"/>
           <w:i/>
           <w:color w:val="5A5F66"/>
-          <w:sz w:val="17"/>
+          <w:sz w:val="22"/>
           <w:szCs w:val="17"/>
         </w:rPr>
         <w:t xml:space="preserve">use these same steps on every problem</w:t>
@@ -329,6 +333,7 @@
           </w:tcPr>
           <w:p>
             <w:pPr>
+              <w:pStyle w:val="Heading1"/>
               <w:spacing w:before="0" w:after="0" w:line="240" w:lineRule="auto"/>
               <w:jc w:val="center"/>
             </w:pPr>
@@ -357,7 +362,7 @@
               <w:rPr>
                 <w:rFonts w:ascii="Avenir Next" w:hAnsi="Avenir Next" w:cs="Avenir Next" w:eastAsia="Avenir Next"/>
                 <w:color w:val="1A1A1A"/>
-                <w:sz w:val="21"/>
+                <w:sz w:val="22"/>
                 <w:szCs w:val="21"/>
               </w:rPr>
               <w:t xml:space="preserve">Break the second number into </w:t>
@@ -367,7 +372,7 @@
                 <w:rFonts w:ascii="Avenir Next" w:hAnsi="Avenir Next" w:cs="Avenir Next" w:eastAsia="Avenir Next"/>
                 <w:b/>
                 <w:color w:val="1A1A1A"/>
-                <w:sz w:val="21"/>
+                <w:sz w:val="22"/>
                 <w:szCs w:val="21"/>
               </w:rPr>
               <w:t xml:space="preserve">tens and ones</w:t>
@@ -376,7 +381,7 @@
               <w:rPr>
                 <w:rFonts w:ascii="Avenir Next" w:hAnsi="Avenir Next" w:cs="Avenir Next" w:eastAsia="Avenir Next"/>
                 <w:color w:val="1A1A1A"/>
-                <w:sz w:val="21"/>
+                <w:sz w:val="22"/>
                 <w:szCs w:val="21"/>
               </w:rPr>
               <w:t xml:space="preserve">.</w:t>
@@ -395,6 +400,7 @@
           </w:tcPr>
           <w:p>
             <w:pPr>
+              <w:pStyle w:val="Heading1"/>
               <w:spacing w:before="0" w:after="0" w:line="240" w:lineRule="auto"/>
               <w:jc w:val="center"/>
             </w:pPr>
@@ -423,7 +429,7 @@
               <w:rPr>
                 <w:rFonts w:ascii="Avenir Next" w:hAnsi="Avenir Next" w:cs="Avenir Next" w:eastAsia="Avenir Next"/>
                 <w:color w:val="1A1A1A"/>
-                <w:sz w:val="21"/>
+                <w:sz w:val="22"/>
                 <w:szCs w:val="21"/>
               </w:rPr>
               <w:t xml:space="preserve">Multiply the first number by </w:t>
@@ -433,7 +439,7 @@
                 <w:rFonts w:ascii="Avenir Next" w:hAnsi="Avenir Next" w:cs="Avenir Next" w:eastAsia="Avenir Next"/>
                 <w:b/>
                 <w:color w:val="1A1A1A"/>
-                <w:sz w:val="21"/>
+                <w:sz w:val="22"/>
                 <w:szCs w:val="21"/>
               </w:rPr>
               <w:t xml:space="preserve">each part</w:t>
@@ -442,7 +448,7 @@
               <w:rPr>
                 <w:rFonts w:ascii="Avenir Next" w:hAnsi="Avenir Next" w:cs="Avenir Next" w:eastAsia="Avenir Next"/>
                 <w:color w:val="1A1A1A"/>
-                <w:sz w:val="21"/>
+                <w:sz w:val="22"/>
                 <w:szCs w:val="21"/>
               </w:rPr>
               <w:t xml:space="preserve">.</w:t>
@@ -461,6 +467,7 @@
           </w:tcPr>
           <w:p>
             <w:pPr>
+              <w:pStyle w:val="Heading1"/>
               <w:spacing w:before="0" w:after="0" w:line="240" w:lineRule="auto"/>
               <w:jc w:val="center"/>
             </w:pPr>
@@ -490,7 +497,7 @@
                 <w:rFonts w:ascii="Avenir Next" w:hAnsi="Avenir Next" w:cs="Avenir Next" w:eastAsia="Avenir Next"/>
                 <w:b/>
                 <w:color w:val="1A1A1A"/>
-                <w:sz w:val="21"/>
+                <w:sz w:val="22"/>
                 <w:szCs w:val="21"/>
               </w:rPr>
               <w:t xml:space="preserve">Add</w:t>
@@ -499,7 +506,7 @@
               <w:rPr>
                 <w:rFonts w:ascii="Avenir Next" w:hAnsi="Avenir Next" w:cs="Avenir Next" w:eastAsia="Avenir Next"/>
                 <w:color w:val="1A1A1A"/>
-                <w:sz w:val="21"/>
+                <w:sz w:val="22"/>
                 <w:szCs w:val="21"/>
               </w:rPr>
               <w:t xml:space="preserve"> the two products.</w:t>
@@ -510,6 +517,7 @@
     </w:tbl>
     <w:p>
       <w:pPr>
+        <w:pStyle w:val="Heading2"/>
         <w:keepNext/>
         <w:pBdr>
           <w:bottom w:val="single" w:sz="8" w:space="3" w:color="003A70"/>
@@ -525,7 +533,7 @@
           <w:b/>
           <w:color w:val="003A70"/>
           <w:spacing w:val="14"/>
-          <w:sz w:val="19"/>
+          <w:sz w:val="22"/>
           <w:szCs w:val="19"/>
         </w:rPr>
         <w:t xml:space="preserve">WATCH ME</w:t>
@@ -544,7 +552,7 @@
           <w:rFonts w:ascii="Avenir Next" w:hAnsi="Avenir Next" w:cs="Avenir Next" w:eastAsia="Avenir Next"/>
           <w:i/>
           <w:color w:val="5A5F66"/>
-          <w:sz w:val="17"/>
+          <w:sz w:val="22"/>
           <w:szCs w:val="17"/>
         </w:rPr>
         <w:t xml:space="preserve">the steps in action</w:t>
@@ -559,7 +567,7 @@
           <w:rFonts w:ascii="Avenir Next" w:hAnsi="Avenir Next" w:cs="Avenir Next" w:eastAsia="Avenir Next"/>
           <w:b/>
           <w:color w:val="1A1A1A"/>
-          <w:sz w:val="21"/>
+          <w:sz w:val="22"/>
           <w:szCs w:val="21"/>
         </w:rPr>
         <w:t xml:space="preserve">Find 30 × 26.</w:t>
@@ -578,25 +586,25 @@
           <w:rFonts w:ascii="Avenir Next" w:hAnsi="Avenir Next" w:cs="Avenir Next" w:eastAsia="Avenir Next"/>
           <w:b/>
           <w:color w:val="003A70"/>
+          <w:sz w:val="22"/>
+          <w:szCs w:val="19"/>
+        </w:rPr>
+        <w:t xml:space="preserve">Step 1</w:t>
+      </w:r>
+      <w:r>
+        <w:rPr>
+          <w:rFonts w:ascii="Avenir Next" w:hAnsi="Avenir Next" w:cs="Avenir Next" w:eastAsia="Avenir Next"/>
+          <w:color w:val="1A1A1A"/>
           <w:sz w:val="19"/>
           <w:szCs w:val="19"/>
         </w:rPr>
-        <w:t xml:space="preserve">Step 1</w:t>
-      </w:r>
-      <w:r>
-        <w:rPr>
-          <w:rFonts w:ascii="Avenir Next" w:hAnsi="Avenir Next" w:cs="Avenir Next" w:eastAsia="Avenir Next"/>
-          <w:color w:val="1A1A1A"/>
-          <w:sz w:val="19"/>
-          <w:szCs w:val="19"/>
-        </w:rPr>
         <w:tab/>
       </w:r>
       <w:r>
         <w:rPr>
           <w:rFonts w:ascii="Avenir Next" w:hAnsi="Avenir Next" w:cs="Avenir Next" w:eastAsia="Avenir Next"/>
           <w:color w:val="1A1A1A"/>
-          <w:sz w:val="21"/>
+          <w:sz w:val="22"/>
           <w:szCs w:val="21"/>
         </w:rPr>
         <w:t xml:space="preserve">26 = 20 + 6.</w:t>
@@ -615,25 +623,25 @@
           <w:rFonts w:ascii="Avenir Next" w:hAnsi="Avenir Next" w:cs="Avenir Next" w:eastAsia="Avenir Next"/>
           <w:b/>
           <w:color w:val="003A70"/>
+          <w:sz w:val="22"/>
+          <w:szCs w:val="19"/>
+        </w:rPr>
+        <w:t xml:space="preserve">Step 2</w:t>
+      </w:r>
+      <w:r>
+        <w:rPr>
+          <w:rFonts w:ascii="Avenir Next" w:hAnsi="Avenir Next" w:cs="Avenir Next" w:eastAsia="Avenir Next"/>
+          <w:color w:val="1A1A1A"/>
           <w:sz w:val="19"/>
           <w:szCs w:val="19"/>
         </w:rPr>
-        <w:t xml:space="preserve">Step 2</w:t>
-      </w:r>
-      <w:r>
-        <w:rPr>
-          <w:rFonts w:ascii="Avenir Next" w:hAnsi="Avenir Next" w:cs="Avenir Next" w:eastAsia="Avenir Next"/>
-          <w:color w:val="1A1A1A"/>
-          <w:sz w:val="19"/>
-          <w:szCs w:val="19"/>
-        </w:rPr>
         <w:tab/>
       </w:r>
       <w:r>
         <w:rPr>
           <w:rFonts w:ascii="Avenir Next" w:hAnsi="Avenir Next" w:cs="Avenir Next" w:eastAsia="Avenir Next"/>
           <w:color w:val="1A1A1A"/>
-          <w:sz w:val="21"/>
+          <w:sz w:val="22"/>
           <w:szCs w:val="21"/>
         </w:rPr>
         <w:t xml:space="preserve">30 × 20 = 600 and 30 × 6 = 180.</w:t>
@@ -652,25 +660,25 @@
           <w:rFonts w:ascii="Avenir Next" w:hAnsi="Avenir Next" w:cs="Avenir Next" w:eastAsia="Avenir Next"/>
           <w:b/>
           <w:color w:val="003A70"/>
+          <w:sz w:val="22"/>
+          <w:szCs w:val="19"/>
+        </w:rPr>
+        <w:t xml:space="preserve">Step 3</w:t>
+      </w:r>
+      <w:r>
+        <w:rPr>
+          <w:rFonts w:ascii="Avenir Next" w:hAnsi="Avenir Next" w:cs="Avenir Next" w:eastAsia="Avenir Next"/>
+          <w:color w:val="1A1A1A"/>
           <w:sz w:val="19"/>
           <w:szCs w:val="19"/>
         </w:rPr>
-        <w:t xml:space="preserve">Step 3</w:t>
-      </w:r>
-      <w:r>
-        <w:rPr>
-          <w:rFonts w:ascii="Avenir Next" w:hAnsi="Avenir Next" w:cs="Avenir Next" w:eastAsia="Avenir Next"/>
-          <w:color w:val="1A1A1A"/>
-          <w:sz w:val="19"/>
-          <w:szCs w:val="19"/>
-        </w:rPr>
         <w:tab/>
       </w:r>
       <w:r>
         <w:rPr>
           <w:rFonts w:ascii="Avenir Next" w:hAnsi="Avenir Next" w:cs="Avenir Next" w:eastAsia="Avenir Next"/>
           <w:color w:val="1A1A1A"/>
-          <w:sz w:val="21"/>
+          <w:sz w:val="22"/>
           <w:szCs w:val="21"/>
         </w:rPr>
         <w:t xml:space="preserve">600 + 180 = 780.</w:t>
@@ -689,18 +697,18 @@
           <w:rFonts w:ascii="Avenir Next" w:hAnsi="Avenir Next" w:cs="Avenir Next" w:eastAsia="Avenir Next"/>
           <w:b/>
           <w:color w:val="1A1A1A"/>
+          <w:sz w:val="22"/>
+          <w:szCs w:val="21"/>
+        </w:rPr>
+        <w:t xml:space="preserve">Answer</w:t>
+      </w:r>
+      <w:r>
+        <w:rPr>
+          <w:rFonts w:ascii="Avenir Next" w:hAnsi="Avenir Next" w:cs="Avenir Next" w:eastAsia="Avenir Next"/>
+          <w:color w:val="1A1A1A"/>
           <w:sz w:val="21"/>
           <w:szCs w:val="21"/>
         </w:rPr>
-        <w:t xml:space="preserve">Answer</w:t>
-      </w:r>
-      <w:r>
-        <w:rPr>
-          <w:rFonts w:ascii="Avenir Next" w:hAnsi="Avenir Next" w:cs="Avenir Next" w:eastAsia="Avenir Next"/>
-          <w:color w:val="1A1A1A"/>
-          <w:sz w:val="21"/>
-          <w:szCs w:val="21"/>
-        </w:rPr>
         <w:tab/>
       </w:r>
       <w:r>
@@ -708,7 +716,7 @@
           <w:rFonts w:ascii="Avenir Next" w:hAnsi="Avenir Next" w:cs="Avenir Next" w:eastAsia="Avenir Next"/>
           <w:b/>
           <w:color w:val="1A1A1A"/>
-          <w:sz w:val="21"/>
+          <w:sz w:val="22"/>
           <w:szCs w:val="21"/>
         </w:rPr>
         <w:t xml:space="preserve">30 × 26 = 780</w:t>
@@ -716,6 +724,7 @@
     </w:p>
     <w:p>
       <w:pPr>
+        <w:pStyle w:val="Heading2"/>
         <w:keepNext/>
         <w:pBdr>
           <w:bottom w:val="single" w:sz="8" w:space="3" w:color="003A70"/>
@@ -731,7 +740,7 @@
           <w:b/>
           <w:color w:val="003A70"/>
           <w:spacing w:val="14"/>
-          <w:sz w:val="19"/>
+          <w:sz w:val="22"/>
           <w:szCs w:val="19"/>
         </w:rPr>
         <w:t xml:space="preserve">TRY IT WITH HELP</w:t>
@@ -750,7 +759,7 @@
           <w:rFonts w:ascii="Avenir Next" w:hAnsi="Avenir Next" w:cs="Avenir Next" w:eastAsia="Avenir Next"/>
           <w:i/>
           <w:color w:val="5A5F66"/>
-          <w:sz w:val="17"/>
+          <w:sz w:val="22"/>
           <w:szCs w:val="17"/>
         </w:rPr>
         <w:t xml:space="preserve">fill in each step</w:t>
@@ -808,25 +817,25 @@
           <w:rFonts w:ascii="Avenir Next" w:hAnsi="Avenir Next" w:cs="Avenir Next" w:eastAsia="Avenir Next"/>
           <w:b/>
           <w:color w:val="003A70"/>
+          <w:sz w:val="22"/>
+          <w:szCs w:val="18"/>
+        </w:rPr>
+        <w:t xml:space="preserve">Step 1</w:t>
+      </w:r>
+      <w:r>
+        <w:rPr>
+          <w:rFonts w:ascii="Avenir Next" w:hAnsi="Avenir Next" w:cs="Avenir Next" w:eastAsia="Avenir Next"/>
+          <w:color w:val="1A1A1A"/>
           <w:sz w:val="18"/>
           <w:szCs w:val="18"/>
         </w:rPr>
-        <w:t xml:space="preserve">Step 1</w:t>
-      </w:r>
-      <w:r>
-        <w:rPr>
-          <w:rFonts w:ascii="Avenir Next" w:hAnsi="Avenir Next" w:cs="Avenir Next" w:eastAsia="Avenir Next"/>
-          <w:color w:val="1A1A1A"/>
-          <w:sz w:val="18"/>
-          <w:szCs w:val="18"/>
-        </w:rPr>
         <w:tab/>
       </w:r>
       <w:r>
         <w:rPr>
           <w:rFonts w:ascii="Avenir Next" w:hAnsi="Avenir Next" w:cs="Avenir Next" w:eastAsia="Avenir Next"/>
           <w:color w:val="1A1A1A"/>
-          <w:sz w:val="21"/>
+          <w:sz w:val="22"/>
           <w:szCs w:val="21"/>
         </w:rPr>
         <w:t xml:space="preserve">12 = 10 + </w:t>
@@ -856,35 +865,35 @@
           <w:rFonts w:ascii="Avenir Next" w:hAnsi="Avenir Next" w:cs="Avenir Next" w:eastAsia="Avenir Next"/>
           <w:b/>
           <w:color w:val="003A70"/>
+          <w:sz w:val="22"/>
+          <w:szCs w:val="18"/>
+        </w:rPr>
+        <w:t xml:space="preserve">Step 2</w:t>
+      </w:r>
+      <w:r>
+        <w:rPr>
+          <w:rFonts w:ascii="Avenir Next" w:hAnsi="Avenir Next" w:cs="Avenir Next" w:eastAsia="Avenir Next"/>
+          <w:color w:val="1A1A1A"/>
           <w:sz w:val="18"/>
           <w:szCs w:val="18"/>
         </w:rPr>
-        <w:t xml:space="preserve">Step 2</w:t>
-      </w:r>
-      <w:r>
-        <w:rPr>
-          <w:rFonts w:ascii="Avenir Next" w:hAnsi="Avenir Next" w:cs="Avenir Next" w:eastAsia="Avenir Next"/>
-          <w:color w:val="1A1A1A"/>
-          <w:sz w:val="18"/>
-          <w:szCs w:val="18"/>
-        </w:rPr>
         <w:tab/>
       </w:r>
       <w:r>
         <w:rPr>
           <w:rFonts w:ascii="Avenir Next" w:hAnsi="Avenir Next" w:cs="Avenir Next" w:eastAsia="Avenir Next"/>
           <w:color w:val="1A1A1A"/>
+          <w:sz w:val="22"/>
+          <w:szCs w:val="21"/>
+        </w:rPr>
+        <w:t xml:space="preserve">14 × 10 = </w:t>
+      </w:r>
+      <w:r>
+        <w:rPr>
+          <w:rFonts w:ascii="Avenir Next" w:hAnsi="Avenir Next" w:cs="Avenir Next" w:eastAsia="Avenir Next"/>
+          <w:color w:val="1A1A1A"/>
           <w:sz w:val="21"/>
           <w:szCs w:val="21"/>
-        </w:rPr>
-        <w:t xml:space="preserve">14 × 10 = </w:t>
-      </w:r>
-      <w:r>
-        <w:rPr>
-          <w:rFonts w:ascii="Avenir Next" w:hAnsi="Avenir Next" w:cs="Avenir Next" w:eastAsia="Avenir Next"/>
-          <w:color w:val="1A1A1A"/>
-          <w:sz w:val="21"/>
-          <w:szCs w:val="21"/>
           <w:u w:val="single"/>
         </w:rPr>
         <w:t xml:space="preserve">                </w:t>
@@ -893,7 +902,7 @@
         <w:rPr>
           <w:rFonts w:ascii="Avenir Next" w:hAnsi="Avenir Next" w:cs="Avenir Next" w:eastAsia="Avenir Next"/>
           <w:color w:val="1A1A1A"/>
-          <w:sz w:val="21"/>
+          <w:sz w:val="22"/>
           <w:szCs w:val="21"/>
         </w:rPr>
         <w:t xml:space="preserve"> and 14 × 2 = </w:t>
@@ -923,18 +932,18 @@
           <w:rFonts w:ascii="Avenir Next" w:hAnsi="Avenir Next" w:cs="Avenir Next" w:eastAsia="Avenir Next"/>
           <w:b/>
           <w:color w:val="003A70"/>
+          <w:sz w:val="22"/>
+          <w:szCs w:val="18"/>
+        </w:rPr>
+        <w:t xml:space="preserve">Step 3</w:t>
+      </w:r>
+      <w:r>
+        <w:rPr>
+          <w:rFonts w:ascii="Avenir Next" w:hAnsi="Avenir Next" w:cs="Avenir Next" w:eastAsia="Avenir Next"/>
+          <w:color w:val="1A1A1A"/>
           <w:sz w:val="18"/>
           <w:szCs w:val="18"/>
         </w:rPr>
-        <w:t xml:space="preserve">Step 3</w:t>
-      </w:r>
-      <w:r>
-        <w:rPr>
-          <w:rFonts w:ascii="Avenir Next" w:hAnsi="Avenir Next" w:cs="Avenir Next" w:eastAsia="Avenir Next"/>
-          <w:color w:val="1A1A1A"/>
-          <w:sz w:val="18"/>
-          <w:szCs w:val="18"/>
-        </w:rPr>
         <w:tab/>
       </w:r>
       <w:r>
@@ -951,7 +960,7 @@
         <w:rPr>
           <w:rFonts w:ascii="Avenir Next" w:hAnsi="Avenir Next" w:cs="Avenir Next" w:eastAsia="Avenir Next"/>
           <w:color w:val="1A1A1A"/>
-          <w:sz w:val="21"/>
+          <w:sz w:val="22"/>
           <w:szCs w:val="21"/>
         </w:rPr>
         <w:t xml:space="preserve"> + 28 = </w:t>
@@ -1024,25 +1033,25 @@
           <w:rFonts w:ascii="Avenir Next" w:hAnsi="Avenir Next" w:cs="Avenir Next" w:eastAsia="Avenir Next"/>
           <w:b/>
           <w:color w:val="003A70"/>
+          <w:sz w:val="22"/>
+          <w:szCs w:val="18"/>
+        </w:rPr>
+        <w:t xml:space="preserve">Step 1</w:t>
+      </w:r>
+      <w:r>
+        <w:rPr>
+          <w:rFonts w:ascii="Avenir Next" w:hAnsi="Avenir Next" w:cs="Avenir Next" w:eastAsia="Avenir Next"/>
+          <w:color w:val="1A1A1A"/>
           <w:sz w:val="18"/>
           <w:szCs w:val="18"/>
         </w:rPr>
-        <w:t xml:space="preserve">Step 1</w:t>
-      </w:r>
-      <w:r>
-        <w:rPr>
-          <w:rFonts w:ascii="Avenir Next" w:hAnsi="Avenir Next" w:cs="Avenir Next" w:eastAsia="Avenir Next"/>
-          <w:color w:val="1A1A1A"/>
-          <w:sz w:val="18"/>
-          <w:szCs w:val="18"/>
-        </w:rPr>
         <w:tab/>
       </w:r>
       <w:r>
         <w:rPr>
           <w:rFonts w:ascii="Avenir Next" w:hAnsi="Avenir Next" w:cs="Avenir Next" w:eastAsia="Avenir Next"/>
           <w:color w:val="1A1A1A"/>
-          <w:sz w:val="21"/>
+          <w:sz w:val="22"/>
           <w:szCs w:val="21"/>
         </w:rPr>
         <w:t xml:space="preserve">13 = 10 + </w:t>
@@ -1072,35 +1081,35 @@
           <w:rFonts w:ascii="Avenir Next" w:hAnsi="Avenir Next" w:cs="Avenir Next" w:eastAsia="Avenir Next"/>
           <w:b/>
           <w:color w:val="003A70"/>
+          <w:sz w:val="22"/>
+          <w:szCs w:val="18"/>
+        </w:rPr>
+        <w:t xml:space="preserve">Step 2</w:t>
+      </w:r>
+      <w:r>
+        <w:rPr>
+          <w:rFonts w:ascii="Avenir Next" w:hAnsi="Avenir Next" w:cs="Avenir Next" w:eastAsia="Avenir Next"/>
+          <w:color w:val="1A1A1A"/>
           <w:sz w:val="18"/>
           <w:szCs w:val="18"/>
         </w:rPr>
-        <w:t xml:space="preserve">Step 2</w:t>
-      </w:r>
-      <w:r>
-        <w:rPr>
-          <w:rFonts w:ascii="Avenir Next" w:hAnsi="Avenir Next" w:cs="Avenir Next" w:eastAsia="Avenir Next"/>
-          <w:color w:val="1A1A1A"/>
-          <w:sz w:val="18"/>
-          <w:szCs w:val="18"/>
-        </w:rPr>
         <w:tab/>
       </w:r>
       <w:r>
         <w:rPr>
           <w:rFonts w:ascii="Avenir Next" w:hAnsi="Avenir Next" w:cs="Avenir Next" w:eastAsia="Avenir Next"/>
           <w:color w:val="1A1A1A"/>
+          <w:sz w:val="22"/>
+          <w:szCs w:val="21"/>
+        </w:rPr>
+        <w:t xml:space="preserve">18 × 10 = </w:t>
+      </w:r>
+      <w:r>
+        <w:rPr>
+          <w:rFonts w:ascii="Avenir Next" w:hAnsi="Avenir Next" w:cs="Avenir Next" w:eastAsia="Avenir Next"/>
+          <w:color w:val="1A1A1A"/>
           <w:sz w:val="21"/>
           <w:szCs w:val="21"/>
-        </w:rPr>
-        <w:t xml:space="preserve">18 × 10 = </w:t>
-      </w:r>
-      <w:r>
-        <w:rPr>
-          <w:rFonts w:ascii="Avenir Next" w:hAnsi="Avenir Next" w:cs="Avenir Next" w:eastAsia="Avenir Next"/>
-          <w:color w:val="1A1A1A"/>
-          <w:sz w:val="21"/>
-          <w:szCs w:val="21"/>
           <w:u w:val="single"/>
         </w:rPr>
         <w:t xml:space="preserve">                </w:t>
@@ -1109,7 +1118,7 @@
         <w:rPr>
           <w:rFonts w:ascii="Avenir Next" w:hAnsi="Avenir Next" w:cs="Avenir Next" w:eastAsia="Avenir Next"/>
           <w:color w:val="1A1A1A"/>
-          <w:sz w:val="21"/>
+          <w:sz w:val="22"/>
           <w:szCs w:val="21"/>
         </w:rPr>
         <w:t xml:space="preserve"> and 18 × 3 = </w:t>
@@ -1139,18 +1148,18 @@
           <w:rFonts w:ascii="Avenir Next" w:hAnsi="Avenir Next" w:cs="Avenir Next" w:eastAsia="Avenir Next"/>
           <w:b/>
           <w:color w:val="003A70"/>
+          <w:sz w:val="22"/>
+          <w:szCs w:val="18"/>
+        </w:rPr>
+        <w:t xml:space="preserve">Step 3</w:t>
+      </w:r>
+      <w:r>
+        <w:rPr>
+          <w:rFonts w:ascii="Avenir Next" w:hAnsi="Avenir Next" w:cs="Avenir Next" w:eastAsia="Avenir Next"/>
+          <w:color w:val="1A1A1A"/>
           <w:sz w:val="18"/>
           <w:szCs w:val="18"/>
         </w:rPr>
-        <w:t xml:space="preserve">Step 3</w:t>
-      </w:r>
-      <w:r>
-        <w:rPr>
-          <w:rFonts w:ascii="Avenir Next" w:hAnsi="Avenir Next" w:cs="Avenir Next" w:eastAsia="Avenir Next"/>
-          <w:color w:val="1A1A1A"/>
-          <w:sz w:val="18"/>
-          <w:szCs w:val="18"/>
-        </w:rPr>
         <w:tab/>
       </w:r>
       <w:r>
@@ -1167,17 +1176,17 @@
         <w:rPr>
           <w:rFonts w:ascii="Avenir Next" w:hAnsi="Avenir Next" w:cs="Avenir Next" w:eastAsia="Avenir Next"/>
           <w:color w:val="1A1A1A"/>
+          <w:sz w:val="22"/>
+          <w:szCs w:val="21"/>
+        </w:rPr>
+        <w:t xml:space="preserve"> + 54 = </w:t>
+      </w:r>
+      <w:r>
+        <w:rPr>
+          <w:rFonts w:ascii="Avenir Next" w:hAnsi="Avenir Next" w:cs="Avenir Next" w:eastAsia="Avenir Next"/>
+          <w:color w:val="1A1A1A"/>
           <w:sz w:val="21"/>
           <w:szCs w:val="21"/>
-        </w:rPr>
-        <w:t xml:space="preserve"> + 54 = </w:t>
-      </w:r>
-      <w:r>
-        <w:rPr>
-          <w:rFonts w:ascii="Avenir Next" w:hAnsi="Avenir Next" w:cs="Avenir Next" w:eastAsia="Avenir Next"/>
-          <w:color w:val="1A1A1A"/>
-          <w:sz w:val="21"/>
-          <w:szCs w:val="21"/>
           <w:u w:val="single"/>
         </w:rPr>
         <w:t xml:space="preserve">                </w:t>
@@ -1190,6 +1199,7 @@
     </w:p>
     <w:p>
       <w:pPr>
+        <w:pStyle w:val="Heading2"/>
         <w:keepNext/>
         <w:pBdr>
           <w:bottom w:val="single" w:sz="8" w:space="3" w:color="003A70"/>
@@ -1205,7 +1215,7 @@
           <w:b/>
           <w:color w:val="003A70"/>
           <w:spacing w:val="14"/>
-          <w:sz w:val="19"/>
+          <w:sz w:val="22"/>
           <w:szCs w:val="19"/>
         </w:rPr>
         <w:t xml:space="preserve">YOUR TURN</w:t>
@@ -1224,7 +1234,7 @@
           <w:rFonts w:ascii="Avenir Next" w:hAnsi="Avenir Next" w:cs="Avenir Next" w:eastAsia="Avenir Next"/>
           <w:i/>
           <w:color w:val="5A5F66"/>
-          <w:sz w:val="17"/>
+          <w:sz w:val="22"/>
           <w:szCs w:val="17"/>
         </w:rPr>
         <w:t xml:space="preserve">use the steps on your own</w:t>
@@ -1396,7 +1406,7 @@
                       <w:szCs w:val="22"/>
                       <w:u w:val="single"/>
                     </w:rPr>
-                    <w:t xml:space="preserve">      </w:t>
+                    <w:t xml:space="preserve">          </w:t>
                   </w:r>
                 </w:p>
               </w:tc>
@@ -1458,7 +1468,7 @@
                       <w:szCs w:val="22"/>
                       <w:u w:val="single"/>
                     </w:rPr>
-                    <w:t xml:space="preserve">      </w:t>
+                    <w:t xml:space="preserve">          </w:t>
                   </w:r>
                 </w:p>
               </w:tc>
@@ -1520,7 +1530,7 @@
                       <w:szCs w:val="22"/>
                       <w:u w:val="single"/>
                     </w:rPr>
-                    <w:t xml:space="preserve">      </w:t>
+                    <w:t xml:space="preserve">          </w:t>
                   </w:r>
                 </w:p>
               </w:tc>
@@ -1588,7 +1598,7 @@
                       <w:szCs w:val="22"/>
                       <w:u w:val="single"/>
                     </w:rPr>
-                    <w:t xml:space="preserve">      </w:t>
+                    <w:t xml:space="preserve">          </w:t>
                   </w:r>
                 </w:p>
               </w:tc>
@@ -1650,7 +1660,7 @@
                       <w:szCs w:val="22"/>
                       <w:u w:val="single"/>
                     </w:rPr>
-                    <w:t xml:space="preserve">      </w:t>
+                    <w:t xml:space="preserve">          </w:t>
                   </w:r>
                 </w:p>
               </w:tc>
@@ -1712,7 +1722,7 @@
                       <w:szCs w:val="22"/>
                       <w:u w:val="single"/>
                     </w:rPr>
-                    <w:t xml:space="preserve">      </w:t>
+                    <w:t xml:space="preserve">          </w:t>
                   </w:r>
                 </w:p>
               </w:tc>
@@ -1744,7 +1754,7 @@
           <w:caps/>
           <w:color w:val="003A70"/>
           <w:spacing w:val="12"/>
-          <w:sz w:val="19"/>
+          <w:sz w:val="22"/>
           <w:szCs w:val="19"/>
         </w:rPr>
         <w:t xml:space="preserve">Lesson 5-2  ·  Session 1  ·  Prerequisite Practice A  ·  Skill 2 of 2</w:t>
@@ -1752,6 +1762,7 @@
     </w:p>
     <w:p>
       <w:pPr>
+        <w:pStyle w:val="Heading1"/>
         <w:keepNext/>
         <w:spacing w:before="0" w:after="10" w:line="240" w:lineRule="auto"/>
       </w:pPr>
@@ -1777,7 +1788,7 @@
         <w:rPr>
           <w:rFonts w:ascii="Avenir Next" w:hAnsi="Avenir Next" w:cs="Avenir Next" w:eastAsia="Avenir Next"/>
           <w:color w:val="5A5F66"/>
-          <w:sz w:val="17"/>
+          <w:sz w:val="22"/>
           <w:szCs w:val="17"/>
         </w:rPr>
         <w:t xml:space="preserve">Builds on Grade 5 · 5.NF.B.4</w:t>
@@ -1820,6 +1831,7 @@
           </w:tcPr>
           <w:p>
             <w:pPr>
+              <w:pStyle w:val="Heading2"/>
               <w:spacing w:before="0" w:after="0" w:line="252" w:lineRule="auto"/>
             </w:pPr>
             <w:r>
@@ -1849,7 +1861,7 @@
               <w:rPr>
                 <w:rFonts w:ascii="Avenir Next" w:hAnsi="Avenir Next" w:cs="Avenir Next" w:eastAsia="Avenir Next"/>
                 <w:color w:val="1A1A1A"/>
-                <w:sz w:val="20"/>
+                <w:sz w:val="22"/>
                 <w:szCs w:val="20"/>
               </w:rPr>
               <w:t xml:space="preserve">You will find the area of a sail: ½ × 6 × 11.</w:t>
@@ -1869,6 +1881,7 @@
           </w:tcPr>
           <w:p>
             <w:pPr>
+              <w:pStyle w:val="Heading2"/>
               <w:spacing w:before="0" w:after="0" w:line="252" w:lineRule="auto"/>
             </w:pPr>
             <w:r>
@@ -1898,7 +1911,7 @@
               <w:rPr>
                 <w:rFonts w:ascii="Avenir Next" w:hAnsi="Avenir Next" w:cs="Avenir Next" w:eastAsia="Avenir Next"/>
                 <w:color w:val="1A1A1A"/>
-                <w:sz w:val="20"/>
+                <w:sz w:val="22"/>
                 <w:szCs w:val="20"/>
               </w:rPr>
               <w:t xml:space="preserve">Take half of a product, like half of 6 × 11.  </w:t>
@@ -1908,7 +1921,7 @@
                 <w:rFonts w:ascii="Avenir Next" w:hAnsi="Avenir Next" w:cs="Avenir Next" w:eastAsia="Avenir Next"/>
                 <w:b/>
                 <w:color w:val="1A1A1A"/>
-                <w:sz w:val="20"/>
+                <w:sz w:val="22"/>
                 <w:szCs w:val="20"/>
               </w:rPr>
               <w:t xml:space="preserve">You will use it in Practice Form A, problems 3 and 4.</w:t>
@@ -1919,6 +1932,7 @@
     </w:tbl>
     <w:p>
       <w:pPr>
+        <w:pStyle w:val="Heading2"/>
         <w:keepNext/>
         <w:pBdr>
           <w:bottom w:val="single" w:sz="8" w:space="3" w:color="003A70"/>
@@ -1934,7 +1948,7 @@
           <w:b/>
           <w:color w:val="003A70"/>
           <w:spacing w:val="14"/>
-          <w:sz w:val="19"/>
+          <w:sz w:val="22"/>
           <w:szCs w:val="19"/>
         </w:rPr>
         <w:t xml:space="preserve">STEPS TO FOLLOW</w:t>
@@ -1953,7 +1967,7 @@
           <w:rFonts w:ascii="Avenir Next" w:hAnsi="Avenir Next" w:cs="Avenir Next" w:eastAsia="Avenir Next"/>
           <w:i/>
           <w:color w:val="5A5F66"/>
-          <w:sz w:val="17"/>
+          <w:sz w:val="22"/>
           <w:szCs w:val="17"/>
         </w:rPr>
         <w:t xml:space="preserve">use these same steps on every problem</w:t>
@@ -1995,6 +2009,7 @@
           </w:tcPr>
           <w:p>
             <w:pPr>
+              <w:pStyle w:val="Heading1"/>
               <w:spacing w:before="0" w:after="0" w:line="240" w:lineRule="auto"/>
               <w:jc w:val="center"/>
             </w:pPr>
@@ -2024,7 +2039,7 @@
                 <w:rFonts w:ascii="Avenir Next" w:hAnsi="Avenir Next" w:cs="Avenir Next" w:eastAsia="Avenir Next"/>
                 <w:b/>
                 <w:color w:val="1A1A1A"/>
-                <w:sz w:val="21"/>
+                <w:sz w:val="22"/>
                 <w:szCs w:val="21"/>
               </w:rPr>
               <w:t xml:space="preserve">Multiply</w:t>
@@ -2033,7 +2048,7 @@
               <w:rPr>
                 <w:rFonts w:ascii="Avenir Next" w:hAnsi="Avenir Next" w:cs="Avenir Next" w:eastAsia="Avenir Next"/>
                 <w:color w:val="1A1A1A"/>
-                <w:sz w:val="21"/>
+                <w:sz w:val="22"/>
                 <w:szCs w:val="21"/>
               </w:rPr>
               <w:t xml:space="preserve"> the two numbers.</w:t>
@@ -2052,6 +2067,7 @@
           </w:tcPr>
           <w:p>
             <w:pPr>
+              <w:pStyle w:val="Heading1"/>
               <w:spacing w:before="0" w:after="0" w:line="240" w:lineRule="auto"/>
               <w:jc w:val="center"/>
             </w:pPr>
@@ -2081,7 +2097,7 @@
                 <w:rFonts w:ascii="Avenir Next" w:hAnsi="Avenir Next" w:cs="Avenir Next" w:eastAsia="Avenir Next"/>
                 <w:b/>
                 <w:color w:val="1A1A1A"/>
-                <w:sz w:val="21"/>
+                <w:sz w:val="22"/>
                 <w:szCs w:val="21"/>
               </w:rPr>
               <w:t xml:space="preserve">Halve</w:t>
@@ -2090,7 +2106,7 @@
               <w:rPr>
                 <w:rFonts w:ascii="Avenir Next" w:hAnsi="Avenir Next" w:cs="Avenir Next" w:eastAsia="Avenir Next"/>
                 <w:color w:val="1A1A1A"/>
-                <w:sz w:val="21"/>
+                <w:sz w:val="22"/>
                 <w:szCs w:val="21"/>
               </w:rPr>
               <w:t xml:space="preserve"> the product: divide by 2.</w:t>
@@ -2109,6 +2125,7 @@
           </w:tcPr>
           <w:p>
             <w:pPr>
+              <w:pStyle w:val="Heading1"/>
               <w:spacing w:before="0" w:after="0" w:line="240" w:lineRule="auto"/>
               <w:jc w:val="center"/>
             </w:pPr>
@@ -2137,7 +2154,7 @@
               <w:rPr>
                 <w:rFonts w:ascii="Avenir Next" w:hAnsi="Avenir Next" w:cs="Avenir Next" w:eastAsia="Avenir Next"/>
                 <w:color w:val="1A1A1A"/>
-                <w:sz w:val="21"/>
+                <w:sz w:val="22"/>
                 <w:szCs w:val="21"/>
               </w:rPr>
               <w:t xml:space="preserve">Write the </w:t>
@@ -2147,7 +2164,7 @@
                 <w:rFonts w:ascii="Avenir Next" w:hAnsi="Avenir Next" w:cs="Avenir Next" w:eastAsia="Avenir Next"/>
                 <w:b/>
                 <w:color w:val="1A1A1A"/>
-                <w:sz w:val="21"/>
+                <w:sz w:val="22"/>
                 <w:szCs w:val="21"/>
               </w:rPr>
               <w:t xml:space="preserve">unit</w:t>
@@ -2156,7 +2173,7 @@
               <w:rPr>
                 <w:rFonts w:ascii="Avenir Next" w:hAnsi="Avenir Next" w:cs="Avenir Next" w:eastAsia="Avenir Next"/>
                 <w:color w:val="1A1A1A"/>
-                <w:sz w:val="21"/>
+                <w:sz w:val="22"/>
                 <w:szCs w:val="21"/>
               </w:rPr>
               <w:t xml:space="preserve">, like cm².</w:t>
@@ -2167,6 +2184,7 @@
     </w:tbl>
     <w:p>
       <w:pPr>
+        <w:pStyle w:val="Heading2"/>
         <w:keepNext/>
         <w:pBdr>
           <w:bottom w:val="single" w:sz="8" w:space="3" w:color="003A70"/>
@@ -2182,7 +2200,7 @@
           <w:b/>
           <w:color w:val="003A70"/>
           <w:spacing w:val="14"/>
-          <w:sz w:val="19"/>
+          <w:sz w:val="22"/>
           <w:szCs w:val="19"/>
         </w:rPr>
         <w:t xml:space="preserve">WATCH ME</w:t>
@@ -2201,7 +2219,7 @@
           <w:rFonts w:ascii="Avenir Next" w:hAnsi="Avenir Next" w:cs="Avenir Next" w:eastAsia="Avenir Next"/>
           <w:i/>
           <w:color w:val="5A5F66"/>
-          <w:sz w:val="17"/>
+          <w:sz w:val="22"/>
           <w:szCs w:val="17"/>
         </w:rPr>
         <w:t xml:space="preserve">the steps in action</w:t>
@@ -2216,7 +2234,7 @@
           <w:rFonts w:ascii="Avenir Next" w:hAnsi="Avenir Next" w:cs="Avenir Next" w:eastAsia="Avenir Next"/>
           <w:b/>
           <w:color w:val="1A1A1A"/>
-          <w:sz w:val="21"/>
+          <w:sz w:val="22"/>
           <w:szCs w:val="21"/>
         </w:rPr>
         <w:t xml:space="preserve">Find ½ × 6 × 11.</w:t>
@@ -2235,25 +2253,25 @@
           <w:rFonts w:ascii="Avenir Next" w:hAnsi="Avenir Next" w:cs="Avenir Next" w:eastAsia="Avenir Next"/>
           <w:b/>
           <w:color w:val="003A70"/>
+          <w:sz w:val="22"/>
+          <w:szCs w:val="19"/>
+        </w:rPr>
+        <w:t xml:space="preserve">Step 1</w:t>
+      </w:r>
+      <w:r>
+        <w:rPr>
+          <w:rFonts w:ascii="Avenir Next" w:hAnsi="Avenir Next" w:cs="Avenir Next" w:eastAsia="Avenir Next"/>
+          <w:color w:val="1A1A1A"/>
           <w:sz w:val="19"/>
           <w:szCs w:val="19"/>
         </w:rPr>
-        <w:t xml:space="preserve">Step 1</w:t>
-      </w:r>
-      <w:r>
-        <w:rPr>
-          <w:rFonts w:ascii="Avenir Next" w:hAnsi="Avenir Next" w:cs="Avenir Next" w:eastAsia="Avenir Next"/>
-          <w:color w:val="1A1A1A"/>
-          <w:sz w:val="19"/>
-          <w:szCs w:val="19"/>
-        </w:rPr>
         <w:tab/>
       </w:r>
       <w:r>
         <w:rPr>
           <w:rFonts w:ascii="Avenir Next" w:hAnsi="Avenir Next" w:cs="Avenir Next" w:eastAsia="Avenir Next"/>
           <w:color w:val="1A1A1A"/>
-          <w:sz w:val="21"/>
+          <w:sz w:val="22"/>
           <w:szCs w:val="21"/>
         </w:rPr>
         <w:t xml:space="preserve">6 × 11 = 66.</w:t>
@@ -2272,25 +2290,25 @@
           <w:rFonts w:ascii="Avenir Next" w:hAnsi="Avenir Next" w:cs="Avenir Next" w:eastAsia="Avenir Next"/>
           <w:b/>
           <w:color w:val="003A70"/>
+          <w:sz w:val="22"/>
+          <w:szCs w:val="19"/>
+        </w:rPr>
+        <w:t xml:space="preserve">Step 2</w:t>
+      </w:r>
+      <w:r>
+        <w:rPr>
+          <w:rFonts w:ascii="Avenir Next" w:hAnsi="Avenir Next" w:cs="Avenir Next" w:eastAsia="Avenir Next"/>
+          <w:color w:val="1A1A1A"/>
           <w:sz w:val="19"/>
           <w:szCs w:val="19"/>
         </w:rPr>
-        <w:t xml:space="preserve">Step 2</w:t>
-      </w:r>
-      <w:r>
-        <w:rPr>
-          <w:rFonts w:ascii="Avenir Next" w:hAnsi="Avenir Next" w:cs="Avenir Next" w:eastAsia="Avenir Next"/>
-          <w:color w:val="1A1A1A"/>
-          <w:sz w:val="19"/>
-          <w:szCs w:val="19"/>
-        </w:rPr>
         <w:tab/>
       </w:r>
       <w:r>
         <w:rPr>
           <w:rFonts w:ascii="Avenir Next" w:hAnsi="Avenir Next" w:cs="Avenir Next" w:eastAsia="Avenir Next"/>
           <w:color w:val="1A1A1A"/>
-          <w:sz w:val="21"/>
+          <w:sz w:val="22"/>
           <w:szCs w:val="21"/>
         </w:rPr>
         <w:t xml:space="preserve">66 ÷ 2 = 33.</w:t>
@@ -2309,25 +2327,25 @@
           <w:rFonts w:ascii="Avenir Next" w:hAnsi="Avenir Next" w:cs="Avenir Next" w:eastAsia="Avenir Next"/>
           <w:b/>
           <w:color w:val="003A70"/>
+          <w:sz w:val="22"/>
+          <w:szCs w:val="19"/>
+        </w:rPr>
+        <w:t xml:space="preserve">Step 3</w:t>
+      </w:r>
+      <w:r>
+        <w:rPr>
+          <w:rFonts w:ascii="Avenir Next" w:hAnsi="Avenir Next" w:cs="Avenir Next" w:eastAsia="Avenir Next"/>
+          <w:color w:val="1A1A1A"/>
           <w:sz w:val="19"/>
           <w:szCs w:val="19"/>
         </w:rPr>
-        <w:t xml:space="preserve">Step 3</w:t>
-      </w:r>
-      <w:r>
-        <w:rPr>
-          <w:rFonts w:ascii="Avenir Next" w:hAnsi="Avenir Next" w:cs="Avenir Next" w:eastAsia="Avenir Next"/>
-          <w:color w:val="1A1A1A"/>
-          <w:sz w:val="19"/>
-          <w:szCs w:val="19"/>
-        </w:rPr>
         <w:tab/>
       </w:r>
       <w:r>
         <w:rPr>
           <w:rFonts w:ascii="Avenir Next" w:hAnsi="Avenir Next" w:cs="Avenir Next" w:eastAsia="Avenir Next"/>
           <w:color w:val="1A1A1A"/>
-          <w:sz w:val="21"/>
+          <w:sz w:val="22"/>
           <w:szCs w:val="21"/>
         </w:rPr>
         <w:t xml:space="preserve">The answer is 33.</w:t>
@@ -2346,18 +2364,18 @@
           <w:rFonts w:ascii="Avenir Next" w:hAnsi="Avenir Next" w:cs="Avenir Next" w:eastAsia="Avenir Next"/>
           <w:b/>
           <w:color w:val="1A1A1A"/>
+          <w:sz w:val="22"/>
+          <w:szCs w:val="21"/>
+        </w:rPr>
+        <w:t xml:space="preserve">Answer</w:t>
+      </w:r>
+      <w:r>
+        <w:rPr>
+          <w:rFonts w:ascii="Avenir Next" w:hAnsi="Avenir Next" w:cs="Avenir Next" w:eastAsia="Avenir Next"/>
+          <w:color w:val="1A1A1A"/>
           <w:sz w:val="21"/>
           <w:szCs w:val="21"/>
         </w:rPr>
-        <w:t xml:space="preserve">Answer</w:t>
-      </w:r>
-      <w:r>
-        <w:rPr>
-          <w:rFonts w:ascii="Avenir Next" w:hAnsi="Avenir Next" w:cs="Avenir Next" w:eastAsia="Avenir Next"/>
-          <w:color w:val="1A1A1A"/>
-          <w:sz w:val="21"/>
-          <w:szCs w:val="21"/>
-        </w:rPr>
         <w:tab/>
       </w:r>
       <w:r>
@@ -2365,7 +2383,7 @@
           <w:rFonts w:ascii="Avenir Next" w:hAnsi="Avenir Next" w:cs="Avenir Next" w:eastAsia="Avenir Next"/>
           <w:b/>
           <w:color w:val="1A1A1A"/>
-          <w:sz w:val="21"/>
+          <w:sz w:val="22"/>
           <w:szCs w:val="21"/>
         </w:rPr>
         <w:t xml:space="preserve">33</w:t>
@@ -2373,6 +2391,7 @@
     </w:p>
     <w:p>
       <w:pPr>
+        <w:pStyle w:val="Heading2"/>
         <w:keepNext/>
         <w:pBdr>
           <w:bottom w:val="single" w:sz="8" w:space="3" w:color="003A70"/>
@@ -2388,7 +2407,7 @@
           <w:b/>
           <w:color w:val="003A70"/>
           <w:spacing w:val="14"/>
-          <w:sz w:val="19"/>
+          <w:sz w:val="22"/>
           <w:szCs w:val="19"/>
         </w:rPr>
         <w:t xml:space="preserve">TRY IT WITH HELP</w:t>
@@ -2407,7 +2426,7 @@
           <w:rFonts w:ascii="Avenir Next" w:hAnsi="Avenir Next" w:cs="Avenir Next" w:eastAsia="Avenir Next"/>
           <w:i/>
           <w:color w:val="5A5F66"/>
-          <w:sz w:val="17"/>
+          <w:sz w:val="22"/>
           <w:szCs w:val="17"/>
         </w:rPr>
         <w:t xml:space="preserve">fill in each step</w:t>
@@ -2465,25 +2484,25 @@
           <w:rFonts w:ascii="Avenir Next" w:hAnsi="Avenir Next" w:cs="Avenir Next" w:eastAsia="Avenir Next"/>
           <w:b/>
           <w:color w:val="003A70"/>
+          <w:sz w:val="22"/>
+          <w:szCs w:val="18"/>
+        </w:rPr>
+        <w:t xml:space="preserve">Step 1</w:t>
+      </w:r>
+      <w:r>
+        <w:rPr>
+          <w:rFonts w:ascii="Avenir Next" w:hAnsi="Avenir Next" w:cs="Avenir Next" w:eastAsia="Avenir Next"/>
+          <w:color w:val="1A1A1A"/>
           <w:sz w:val="18"/>
           <w:szCs w:val="18"/>
         </w:rPr>
-        <w:t xml:space="preserve">Step 1</w:t>
-      </w:r>
-      <w:r>
-        <w:rPr>
-          <w:rFonts w:ascii="Avenir Next" w:hAnsi="Avenir Next" w:cs="Avenir Next" w:eastAsia="Avenir Next"/>
-          <w:color w:val="1A1A1A"/>
-          <w:sz w:val="18"/>
-          <w:szCs w:val="18"/>
-        </w:rPr>
         <w:tab/>
       </w:r>
       <w:r>
         <w:rPr>
           <w:rFonts w:ascii="Avenir Next" w:hAnsi="Avenir Next" w:cs="Avenir Next" w:eastAsia="Avenir Next"/>
           <w:color w:val="1A1A1A"/>
-          <w:sz w:val="21"/>
+          <w:sz w:val="22"/>
           <w:szCs w:val="21"/>
         </w:rPr>
         <w:t xml:space="preserve">8 × 7 = </w:t>
@@ -2513,18 +2532,18 @@
           <w:rFonts w:ascii="Avenir Next" w:hAnsi="Avenir Next" w:cs="Avenir Next" w:eastAsia="Avenir Next"/>
           <w:b/>
           <w:color w:val="003A70"/>
+          <w:sz w:val="22"/>
+          <w:szCs w:val="18"/>
+        </w:rPr>
+        <w:t xml:space="preserve">Step 2</w:t>
+      </w:r>
+      <w:r>
+        <w:rPr>
+          <w:rFonts w:ascii="Avenir Next" w:hAnsi="Avenir Next" w:cs="Avenir Next" w:eastAsia="Avenir Next"/>
+          <w:color w:val="1A1A1A"/>
           <w:sz w:val="18"/>
           <w:szCs w:val="18"/>
         </w:rPr>
-        <w:t xml:space="preserve">Step 2</w:t>
-      </w:r>
-      <w:r>
-        <w:rPr>
-          <w:rFonts w:ascii="Avenir Next" w:hAnsi="Avenir Next" w:cs="Avenir Next" w:eastAsia="Avenir Next"/>
-          <w:color w:val="1A1A1A"/>
-          <w:sz w:val="18"/>
-          <w:szCs w:val="18"/>
-        </w:rPr>
         <w:tab/>
       </w:r>
       <w:r>
@@ -2541,7 +2560,7 @@
         <w:rPr>
           <w:rFonts w:ascii="Avenir Next" w:hAnsi="Avenir Next" w:cs="Avenir Next" w:eastAsia="Avenir Next"/>
           <w:color w:val="1A1A1A"/>
-          <w:sz w:val="21"/>
+          <w:sz w:val="22"/>
           <w:szCs w:val="21"/>
         </w:rPr>
         <w:t xml:space="preserve"> ÷ 2 = </w:t>
@@ -2571,35 +2590,35 @@
           <w:rFonts w:ascii="Avenir Next" w:hAnsi="Avenir Next" w:cs="Avenir Next" w:eastAsia="Avenir Next"/>
           <w:b/>
           <w:color w:val="003A70"/>
+          <w:sz w:val="22"/>
+          <w:szCs w:val="18"/>
+        </w:rPr>
+        <w:t xml:space="preserve">Step 3</w:t>
+      </w:r>
+      <w:r>
+        <w:rPr>
+          <w:rFonts w:ascii="Avenir Next" w:hAnsi="Avenir Next" w:cs="Avenir Next" w:eastAsia="Avenir Next"/>
+          <w:color w:val="1A1A1A"/>
           <w:sz w:val="18"/>
           <w:szCs w:val="18"/>
         </w:rPr>
-        <w:t xml:space="preserve">Step 3</w:t>
-      </w:r>
-      <w:r>
-        <w:rPr>
-          <w:rFonts w:ascii="Avenir Next" w:hAnsi="Avenir Next" w:cs="Avenir Next" w:eastAsia="Avenir Next"/>
-          <w:color w:val="1A1A1A"/>
-          <w:sz w:val="18"/>
-          <w:szCs w:val="18"/>
-        </w:rPr>
         <w:tab/>
       </w:r>
       <w:r>
         <w:rPr>
           <w:rFonts w:ascii="Avenir Next" w:hAnsi="Avenir Next" w:cs="Avenir Next" w:eastAsia="Avenir Next"/>
           <w:color w:val="1A1A1A"/>
+          <w:sz w:val="22"/>
+          <w:szCs w:val="21"/>
+        </w:rPr>
+        <w:t xml:space="preserve">The answer is </w:t>
+      </w:r>
+      <w:r>
+        <w:rPr>
+          <w:rFonts w:ascii="Avenir Next" w:hAnsi="Avenir Next" w:cs="Avenir Next" w:eastAsia="Avenir Next"/>
+          <w:color w:val="1A1A1A"/>
           <w:sz w:val="21"/>
           <w:szCs w:val="21"/>
-        </w:rPr>
-        <w:t xml:space="preserve">The answer is </w:t>
-      </w:r>
-      <w:r>
-        <w:rPr>
-          <w:rFonts w:ascii="Avenir Next" w:hAnsi="Avenir Next" w:cs="Avenir Next" w:eastAsia="Avenir Next"/>
-          <w:color w:val="1A1A1A"/>
-          <w:sz w:val="21"/>
-          <w:szCs w:val="21"/>
           <w:u w:val="single"/>
         </w:rPr>
         <w:t xml:space="preserve">                </w:t>
@@ -2608,7 +2627,7 @@
         <w:rPr>
           <w:rFonts w:ascii="Avenir Next" w:hAnsi="Avenir Next" w:cs="Avenir Next" w:eastAsia="Avenir Next"/>
           <w:color w:val="1A1A1A"/>
-          <w:sz w:val="21"/>
+          <w:sz w:val="22"/>
           <w:szCs w:val="21"/>
         </w:rPr>
         <w:t xml:space="preserve">.</w:t>
@@ -2671,25 +2690,25 @@
           <w:rFonts w:ascii="Avenir Next" w:hAnsi="Avenir Next" w:cs="Avenir Next" w:eastAsia="Avenir Next"/>
           <w:b/>
           <w:color w:val="003A70"/>
+          <w:sz w:val="22"/>
+          <w:szCs w:val="18"/>
+        </w:rPr>
+        <w:t xml:space="preserve">Step 1</w:t>
+      </w:r>
+      <w:r>
+        <w:rPr>
+          <w:rFonts w:ascii="Avenir Next" w:hAnsi="Avenir Next" w:cs="Avenir Next" w:eastAsia="Avenir Next"/>
+          <w:color w:val="1A1A1A"/>
           <w:sz w:val="18"/>
           <w:szCs w:val="18"/>
         </w:rPr>
-        <w:t xml:space="preserve">Step 1</w:t>
-      </w:r>
-      <w:r>
-        <w:rPr>
-          <w:rFonts w:ascii="Avenir Next" w:hAnsi="Avenir Next" w:cs="Avenir Next" w:eastAsia="Avenir Next"/>
-          <w:color w:val="1A1A1A"/>
-          <w:sz w:val="18"/>
-          <w:szCs w:val="18"/>
-        </w:rPr>
         <w:tab/>
       </w:r>
       <w:r>
         <w:rPr>
           <w:rFonts w:ascii="Avenir Next" w:hAnsi="Avenir Next" w:cs="Avenir Next" w:eastAsia="Avenir Next"/>
           <w:color w:val="1A1A1A"/>
-          <w:sz w:val="21"/>
+          <w:sz w:val="22"/>
           <w:szCs w:val="21"/>
         </w:rPr>
         <w:t xml:space="preserve">10 × 9 = </w:t>
@@ -2719,18 +2738,18 @@
           <w:rFonts w:ascii="Avenir Next" w:hAnsi="Avenir Next" w:cs="Avenir Next" w:eastAsia="Avenir Next"/>
           <w:b/>
           <w:color w:val="003A70"/>
+          <w:sz w:val="22"/>
+          <w:szCs w:val="18"/>
+        </w:rPr>
+        <w:t xml:space="preserve">Step 2</w:t>
+      </w:r>
+      <w:r>
+        <w:rPr>
+          <w:rFonts w:ascii="Avenir Next" w:hAnsi="Avenir Next" w:cs="Avenir Next" w:eastAsia="Avenir Next"/>
+          <w:color w:val="1A1A1A"/>
           <w:sz w:val="18"/>
           <w:szCs w:val="18"/>
         </w:rPr>
-        <w:t xml:space="preserve">Step 2</w:t>
-      </w:r>
-      <w:r>
-        <w:rPr>
-          <w:rFonts w:ascii="Avenir Next" w:hAnsi="Avenir Next" w:cs="Avenir Next" w:eastAsia="Avenir Next"/>
-          <w:color w:val="1A1A1A"/>
-          <w:sz w:val="18"/>
-          <w:szCs w:val="18"/>
-        </w:rPr>
         <w:tab/>
       </w:r>
       <w:r>
@@ -2747,7 +2766,7 @@
         <w:rPr>
           <w:rFonts w:ascii="Avenir Next" w:hAnsi="Avenir Next" w:cs="Avenir Next" w:eastAsia="Avenir Next"/>
           <w:color w:val="1A1A1A"/>
-          <w:sz w:val="21"/>
+          <w:sz w:val="22"/>
           <w:szCs w:val="21"/>
         </w:rPr>
         <w:t xml:space="preserve"> ÷ 2 = </w:t>
@@ -2777,35 +2796,35 @@
           <w:rFonts w:ascii="Avenir Next" w:hAnsi="Avenir Next" w:cs="Avenir Next" w:eastAsia="Avenir Next"/>
           <w:b/>
           <w:color w:val="003A70"/>
+          <w:sz w:val="22"/>
+          <w:szCs w:val="18"/>
+        </w:rPr>
+        <w:t xml:space="preserve">Step 3</w:t>
+      </w:r>
+      <w:r>
+        <w:rPr>
+          <w:rFonts w:ascii="Avenir Next" w:hAnsi="Avenir Next" w:cs="Avenir Next" w:eastAsia="Avenir Next"/>
+          <w:color w:val="1A1A1A"/>
           <w:sz w:val="18"/>
           <w:szCs w:val="18"/>
         </w:rPr>
-        <w:t xml:space="preserve">Step 3</w:t>
-      </w:r>
-      <w:r>
-        <w:rPr>
-          <w:rFonts w:ascii="Avenir Next" w:hAnsi="Avenir Next" w:cs="Avenir Next" w:eastAsia="Avenir Next"/>
-          <w:color w:val="1A1A1A"/>
-          <w:sz w:val="18"/>
-          <w:szCs w:val="18"/>
-        </w:rPr>
         <w:tab/>
       </w:r>
       <w:r>
         <w:rPr>
           <w:rFonts w:ascii="Avenir Next" w:hAnsi="Avenir Next" w:cs="Avenir Next" w:eastAsia="Avenir Next"/>
           <w:color w:val="1A1A1A"/>
+          <w:sz w:val="22"/>
+          <w:szCs w:val="21"/>
+        </w:rPr>
+        <w:t xml:space="preserve">The answer is </w:t>
+      </w:r>
+      <w:r>
+        <w:rPr>
+          <w:rFonts w:ascii="Avenir Next" w:hAnsi="Avenir Next" w:cs="Avenir Next" w:eastAsia="Avenir Next"/>
+          <w:color w:val="1A1A1A"/>
           <w:sz w:val="21"/>
           <w:szCs w:val="21"/>
-        </w:rPr>
-        <w:t xml:space="preserve">The answer is </w:t>
-      </w:r>
-      <w:r>
-        <w:rPr>
-          <w:rFonts w:ascii="Avenir Next" w:hAnsi="Avenir Next" w:cs="Avenir Next" w:eastAsia="Avenir Next"/>
-          <w:color w:val="1A1A1A"/>
-          <w:sz w:val="21"/>
-          <w:szCs w:val="21"/>
           <w:u w:val="single"/>
         </w:rPr>
         <w:t xml:space="preserve">                </w:t>
@@ -2814,7 +2833,7 @@
         <w:rPr>
           <w:rFonts w:ascii="Avenir Next" w:hAnsi="Avenir Next" w:cs="Avenir Next" w:eastAsia="Avenir Next"/>
           <w:color w:val="1A1A1A"/>
-          <w:sz w:val="21"/>
+          <w:sz w:val="22"/>
           <w:szCs w:val="21"/>
         </w:rPr>
         <w:t xml:space="preserve">.</w:t>
@@ -2827,6 +2846,7 @@
     </w:p>
     <w:p>
       <w:pPr>
+        <w:pStyle w:val="Heading2"/>
         <w:keepNext/>
         <w:pBdr>
           <w:bottom w:val="single" w:sz="8" w:space="3" w:color="003A70"/>
@@ -2842,7 +2862,7 @@
           <w:b/>
           <w:color w:val="003A70"/>
           <w:spacing w:val="14"/>
-          <w:sz w:val="19"/>
+          <w:sz w:val="22"/>
           <w:szCs w:val="19"/>
         </w:rPr>
         <w:t xml:space="preserve">YOUR TURN</w:t>
@@ -2861,7 +2881,7 @@
           <w:rFonts w:ascii="Avenir Next" w:hAnsi="Avenir Next" w:cs="Avenir Next" w:eastAsia="Avenir Next"/>
           <w:i/>
           <w:color w:val="5A5F66"/>
-          <w:sz w:val="17"/>
+          <w:sz w:val="22"/>
           <w:szCs w:val="17"/>
         </w:rPr>
         <w:t xml:space="preserve">use the steps on your own</w:t>
@@ -3032,7 +3052,7 @@
                       <w:szCs w:val="22"/>
                       <w:u w:val="single"/>
                     </w:rPr>
-                    <w:t xml:space="preserve">      </w:t>
+                    <w:t xml:space="preserve">          </w:t>
                   </w:r>
                 </w:p>
               </w:tc>
@@ -3094,7 +3114,7 @@
                       <w:szCs w:val="22"/>
                       <w:u w:val="single"/>
                     </w:rPr>
-                    <w:t xml:space="preserve">      </w:t>
+                    <w:t xml:space="preserve">          </w:t>
                   </w:r>
                 </w:p>
               </w:tc>
@@ -3162,7 +3182,7 @@
                       <w:szCs w:val="22"/>
                       <w:u w:val="single"/>
                     </w:rPr>
-                    <w:t xml:space="preserve">      </w:t>
+                    <w:t xml:space="preserve">          </w:t>
                   </w:r>
                 </w:p>
               </w:tc>
@@ -3224,7 +3244,7 @@
                       <w:szCs w:val="22"/>
                       <w:u w:val="single"/>
                     </w:rPr>
-                    <w:t xml:space="preserve">      </w:t>
+                    <w:t xml:space="preserve">          </w:t>
                   </w:r>
                 </w:p>
               </w:tc>
@@ -3245,6 +3265,7 @@
     </w:p>
     <w:p>
       <w:pPr>
+        <w:pStyle w:val="Heading2"/>
         <w:keepNext/>
         <w:pBdr>
           <w:bottom w:val="single" w:sz="8" w:space="3" w:color="003A70"/>
@@ -3260,7 +3281,7 @@
           <w:b/>
           <w:color w:val="003A70"/>
           <w:spacing w:val="14"/>
-          <w:sz w:val="19"/>
+          <w:sz w:val="22"/>
           <w:szCs w:val="19"/>
         </w:rPr>
         <w:t xml:space="preserve">READY CHECK</w:t>
@@ -3279,7 +3300,7 @@
           <w:rFonts w:ascii="Avenir Next" w:hAnsi="Avenir Next" w:cs="Avenir Next" w:eastAsia="Avenir Next"/>
           <w:i/>
           <w:color w:val="5A5F66"/>
-          <w:sz w:val="17"/>
+          <w:sz w:val="22"/>
           <w:szCs w:val="17"/>
         </w:rPr>
         <w:t xml:space="preserve">a problem like the one in today’s lesson</w:t>
@@ -3411,25 +3432,25 @@
                       <w:rFonts w:ascii="Avenir Next" w:hAnsi="Avenir Next" w:cs="Avenir Next" w:eastAsia="Avenir Next"/>
                       <w:b/>
                       <w:color w:val="003A70"/>
+                      <w:sz w:val="22"/>
+                      <w:szCs w:val="21"/>
+                    </w:rPr>
+                    <w:t xml:space="preserve">A</w:t>
+                  </w:r>
+                  <w:r>
+                    <w:rPr>
+                      <w:rFonts w:ascii="Avenir Next" w:hAnsi="Avenir Next" w:cs="Avenir Next" w:eastAsia="Avenir Next"/>
+                      <w:color w:val="1A1A1A"/>
                       <w:sz w:val="21"/>
                       <w:szCs w:val="21"/>
                     </w:rPr>
-                    <w:t xml:space="preserve">A</w:t>
-                  </w:r>
-                  <w:r>
-                    <w:rPr>
-                      <w:rFonts w:ascii="Avenir Next" w:hAnsi="Avenir Next" w:cs="Avenir Next" w:eastAsia="Avenir Next"/>
-                      <w:color w:val="1A1A1A"/>
-                      <w:sz w:val="21"/>
-                      <w:szCs w:val="21"/>
-                    </w:rPr>
                     <w:tab/>
                   </w:r>
                   <w:r>
                     <w:rPr>
                       <w:rFonts w:ascii="Avenir Next" w:hAnsi="Avenir Next" w:cs="Avenir Next" w:eastAsia="Avenir Next"/>
                       <w:color w:val="1A1A1A"/>
-                      <w:sz w:val="21"/>
+                      <w:sz w:val="22"/>
                       <w:szCs w:val="21"/>
                     </w:rPr>
                     <w:t xml:space="preserve">33 ft²</w:t>
@@ -3454,25 +3475,25 @@
                       <w:rFonts w:ascii="Avenir Next" w:hAnsi="Avenir Next" w:cs="Avenir Next" w:eastAsia="Avenir Next"/>
                       <w:b/>
                       <w:color w:val="003A70"/>
+                      <w:sz w:val="22"/>
+                      <w:szCs w:val="21"/>
+                    </w:rPr>
+                    <w:t xml:space="preserve">B</w:t>
+                  </w:r>
+                  <w:r>
+                    <w:rPr>
+                      <w:rFonts w:ascii="Avenir Next" w:hAnsi="Avenir Next" w:cs="Avenir Next" w:eastAsia="Avenir Next"/>
+                      <w:color w:val="1A1A1A"/>
                       <w:sz w:val="21"/>
                       <w:szCs w:val="21"/>
                     </w:rPr>
-                    <w:t xml:space="preserve">B</w:t>
-                  </w:r>
-                  <w:r>
-                    <w:rPr>
-                      <w:rFonts w:ascii="Avenir Next" w:hAnsi="Avenir Next" w:cs="Avenir Next" w:eastAsia="Avenir Next"/>
-                      <w:color w:val="1A1A1A"/>
-                      <w:sz w:val="21"/>
-                      <w:szCs w:val="21"/>
-                    </w:rPr>
                     <w:tab/>
                   </w:r>
                   <w:r>
                     <w:rPr>
                       <w:rFonts w:ascii="Avenir Next" w:hAnsi="Avenir Next" w:cs="Avenir Next" w:eastAsia="Avenir Next"/>
                       <w:color w:val="1A1A1A"/>
-                      <w:sz w:val="21"/>
+                      <w:sz w:val="22"/>
                       <w:szCs w:val="21"/>
                     </w:rPr>
                     <w:t xml:space="preserve">66 ft²</w:t>
@@ -3497,25 +3518,25 @@
                       <w:rFonts w:ascii="Avenir Next" w:hAnsi="Avenir Next" w:cs="Avenir Next" w:eastAsia="Avenir Next"/>
                       <w:b/>
                       <w:color w:val="003A70"/>
+                      <w:sz w:val="22"/>
+                      <w:szCs w:val="21"/>
+                    </w:rPr>
+                    <w:t xml:space="preserve">C</w:t>
+                  </w:r>
+                  <w:r>
+                    <w:rPr>
+                      <w:rFonts w:ascii="Avenir Next" w:hAnsi="Avenir Next" w:cs="Avenir Next" w:eastAsia="Avenir Next"/>
+                      <w:color w:val="1A1A1A"/>
                       <w:sz w:val="21"/>
                       <w:szCs w:val="21"/>
                     </w:rPr>
-                    <w:t xml:space="preserve">C</w:t>
-                  </w:r>
-                  <w:r>
-                    <w:rPr>
-                      <w:rFonts w:ascii="Avenir Next" w:hAnsi="Avenir Next" w:cs="Avenir Next" w:eastAsia="Avenir Next"/>
-                      <w:color w:val="1A1A1A"/>
-                      <w:sz w:val="21"/>
-                      <w:szCs w:val="21"/>
-                    </w:rPr>
                     <w:tab/>
                   </w:r>
                   <w:r>
                     <w:rPr>
                       <w:rFonts w:ascii="Avenir Next" w:hAnsi="Avenir Next" w:cs="Avenir Next" w:eastAsia="Avenir Next"/>
                       <w:color w:val="1A1A1A"/>
-                      <w:sz w:val="21"/>
+                      <w:sz w:val="22"/>
                       <w:szCs w:val="21"/>
                     </w:rPr>
                     <w:t xml:space="preserve">17 ft²</w:t>
@@ -3540,25 +3561,25 @@
                       <w:rFonts w:ascii="Avenir Next" w:hAnsi="Avenir Next" w:cs="Avenir Next" w:eastAsia="Avenir Next"/>
                       <w:b/>
                       <w:color w:val="003A70"/>
+                      <w:sz w:val="22"/>
+                      <w:szCs w:val="21"/>
+                    </w:rPr>
+                    <w:t xml:space="preserve">D</w:t>
+                  </w:r>
+                  <w:r>
+                    <w:rPr>
+                      <w:rFonts w:ascii="Avenir Next" w:hAnsi="Avenir Next" w:cs="Avenir Next" w:eastAsia="Avenir Next"/>
+                      <w:color w:val="1A1A1A"/>
                       <w:sz w:val="21"/>
                       <w:szCs w:val="21"/>
                     </w:rPr>
-                    <w:t xml:space="preserve">D</w:t>
-                  </w:r>
-                  <w:r>
-                    <w:rPr>
-                      <w:rFonts w:ascii="Avenir Next" w:hAnsi="Avenir Next" w:cs="Avenir Next" w:eastAsia="Avenir Next"/>
-                      <w:color w:val="1A1A1A"/>
-                      <w:sz w:val="21"/>
-                      <w:szCs w:val="21"/>
-                    </w:rPr>
                     <w:tab/>
                   </w:r>
                   <w:r>
                     <w:rPr>
                       <w:rFonts w:ascii="Avenir Next" w:hAnsi="Avenir Next" w:cs="Avenir Next" w:eastAsia="Avenir Next"/>
                       <w:color w:val="1A1A1A"/>
-                      <w:sz w:val="21"/>
+                      <w:sz w:val="22"/>
                       <w:szCs w:val="21"/>
                     </w:rPr>
                     <w:t xml:space="preserve">132 ft²</w:t>
@@ -3607,19 +3628,42 @@
         <w:tblLook w:val="0000" w:firstRow="0" w:lastRow="0" w:firstColumn="0" w:lastColumn="0" w:noHBand="1" w:noVBand="1"/>
       </w:tblPr>
       <w:tblGrid>
-        <w:gridCol w:w="2000"/>
-        <w:gridCol w:w="2300"/>
-        <w:gridCol w:w="2100"/>
-        <w:gridCol w:w="3104"/>
+        <w:gridCol w:w="1750"/>
+        <w:gridCol w:w="2500"/>
+        <w:gridCol w:w="2200"/>
+        <w:gridCol w:w="3054"/>
       </w:tblGrid>
       <w:tr>
         <w:trPr>
           <w:cantSplit/>
-          <w:trHeight w:val="320" w:hRule="atLeast"/>
+          <w:trHeight w:val="300" w:hRule="atLeast"/>
         </w:trPr>
         <w:tc>
           <w:tcPr>
-            <w:tcW w:w="2000" w:type="dxa"/>
+            <w:tcW w:w="1750" w:type="dxa"/>
+            <w:vAlign w:val="center"/>
+          </w:tcPr>
+          <w:p>
+            <w:pPr>
+              <w:pStyle w:val="Heading2"/>
+              <w:spacing w:before="0" w:after="0" w:line="240" w:lineRule="auto"/>
+            </w:pPr>
+            <w:r>
+              <w:rPr>
+                <w:rFonts w:ascii="Avenir Next" w:hAnsi="Avenir Next" w:cs="Avenir Next" w:eastAsia="Avenir Next"/>
+                <w:b/>
+                <w:color w:val="003A70"/>
+                <w:spacing w:val="12"/>
+                <w:sz w:val="15"/>
+                <w:szCs w:val="15"/>
+              </w:rPr>
+              <w:t xml:space="preserve">CHECK YOURSELF</w:t>
+            </w:r>
+          </w:p>
+        </w:tc>
+        <w:tc>
+          <w:tcPr>
+            <w:tcW w:w="2500" w:type="dxa"/>
             <w:vAlign w:val="center"/>
           </w:tcPr>
           <w:p>
@@ -3628,20 +3672,27 @@
             </w:pPr>
             <w:r>
               <w:rPr>
-                <w:rFonts w:ascii="Avenir Next" w:hAnsi="Avenir Next" w:cs="Avenir Next" w:eastAsia="Avenir Next"/>
-                <w:b/>
-                <w:color w:val="003A70"/>
-                <w:spacing w:val="12"/>
-                <w:sz w:val="15"/>
-                <w:szCs w:val="15"/>
-              </w:rPr>
-              <w:t xml:space="preserve">CHECK YOURSELF</w:t>
+                <w:rFonts w:ascii="Arial" w:hAnsi="Arial" w:cs="Arial" w:eastAsia="Arial"/>
+                <w:color w:val="1A1A1A"/>
+                <w:sz w:val="20"/>
+                <w:szCs w:val="20"/>
+              </w:rPr>
+              <w:t xml:space="preserve">□</w:t>
+            </w:r>
+            <w:r>
+              <w:rPr>
+                <w:rFonts w:ascii="Avenir Next" w:hAnsi="Avenir Next" w:cs="Avenir Next" w:eastAsia="Avenir Next"/>
+                <w:color w:val="1A1A1A"/>
+                <w:sz w:val="17"/>
+                <w:szCs w:val="17"/>
+              </w:rPr>
+              <w:t xml:space="preserve">  I can do this on my own</w:t>
             </w:r>
           </w:p>
         </w:tc>
         <w:tc>
           <w:tcPr>
-            <w:tcW w:w="2300" w:type="dxa"/>
+            <w:tcW w:w="2200" w:type="dxa"/>
             <w:vAlign w:val="center"/>
           </w:tcPr>
           <w:p>
@@ -3652,8 +3703,8 @@
               <w:rPr>
                 <w:rFonts w:ascii="Arial" w:hAnsi="Arial" w:cs="Arial" w:eastAsia="Arial"/>
                 <w:color w:val="1A1A1A"/>
-                <w:sz w:val="24"/>
-                <w:szCs w:val="24"/>
+                <w:sz w:val="20"/>
+                <w:szCs w:val="20"/>
               </w:rPr>
               <w:t xml:space="preserve">□</w:t>
             </w:r>
@@ -3664,13 +3715,13 @@
                 <w:sz w:val="17"/>
                 <w:szCs w:val="17"/>
               </w:rPr>
-              <w:t xml:space="preserve">  I can do this on my own</w:t>
+              <w:t xml:space="preserve">  I need a little help</w:t>
             </w:r>
           </w:p>
         </w:tc>
         <w:tc>
           <w:tcPr>
-            <w:tcW w:w="2100" w:type="dxa"/>
+            <w:tcW w:w="3054" w:type="dxa"/>
             <w:vAlign w:val="center"/>
           </w:tcPr>
           <w:p>
@@ -3681,37 +3732,8 @@
               <w:rPr>
                 <w:rFonts w:ascii="Arial" w:hAnsi="Arial" w:cs="Arial" w:eastAsia="Arial"/>
                 <w:color w:val="1A1A1A"/>
-                <w:sz w:val="24"/>
-                <w:szCs w:val="24"/>
-              </w:rPr>
-              <w:t xml:space="preserve">□</w:t>
-            </w:r>
-            <w:r>
-              <w:rPr>
-                <w:rFonts w:ascii="Avenir Next" w:hAnsi="Avenir Next" w:cs="Avenir Next" w:eastAsia="Avenir Next"/>
-                <w:color w:val="1A1A1A"/>
-                <w:sz w:val="17"/>
-                <w:szCs w:val="17"/>
-              </w:rPr>
-              <w:t xml:space="preserve">  I need a little help</w:t>
-            </w:r>
-          </w:p>
-        </w:tc>
-        <w:tc>
-          <w:tcPr>
-            <w:tcW w:w="3104" w:type="dxa"/>
-            <w:vAlign w:val="center"/>
-          </w:tcPr>
-          <w:p>
-            <w:pPr>
-              <w:spacing w:before="0" w:after="0" w:line="240" w:lineRule="auto"/>
-            </w:pPr>
-            <w:r>
-              <w:rPr>
-                <w:rFonts w:ascii="Arial" w:hAnsi="Arial" w:cs="Arial" w:eastAsia="Arial"/>
-                <w:color w:val="1A1A1A"/>
-                <w:sz w:val="24"/>
-                <w:szCs w:val="24"/>
+                <w:sz w:val="20"/>
+                <w:szCs w:val="20"/>
               </w:rPr>
               <w:t xml:space="preserve">□</w:t>
             </w:r>
@@ -3746,7 +3768,7 @@
     <w:sectPr>
       <w:footerReference w:type="default" r:id="rIdFooter1"/>
       <w:pgSz w:w="12240" w:h="15840"/>
-      <w:pgMar w:top="893" w:right="1224" w:bottom="835" w:left="1512" w:header="432" w:footer="432" w:gutter="0"/>
+      <w:pgMar w:top="780" w:right="1224" w:bottom="760" w:left="1512" w:header="432" w:footer="432" w:gutter="0"/>
       <w:cols w:space="720"/>
     </w:sectPr>
   </w:body>
@@ -3826,7 +3848,106 @@
               <w:sz w:val="15"/>
               <w:szCs w:val="15"/>
             </w:rPr>
-            <w:t xml:space="preserve">Lesson 5-2  ·  Session 1  ·  Prerequisite Practice A</w:t>
+            <w:t xml:space="preserve">5-2 · Page </w:t>
+          </w:r>
+          <w:r>
+            <w:rPr>
+              <w:rFonts w:ascii="Avenir Next" w:hAnsi="Avenir Next" w:cs="Avenir Next" w:eastAsia="Avenir Next"/>
+              <w:color w:val="5A5F66"/>
+              <w:sz w:val="15"/>
+              <w:szCs w:val="15"/>
+            </w:rPr>
+            <w:fldChar w:fldCharType="begin"/>
+          </w:r>
+          <w:r>
+            <w:rPr>
+              <w:rFonts w:ascii="Avenir Next" w:hAnsi="Avenir Next" w:cs="Avenir Next" w:eastAsia="Avenir Next"/>
+              <w:color w:val="5A5F66"/>
+              <w:sz w:val="15"/>
+              <w:szCs w:val="15"/>
+            </w:rPr>
+            <w:instrText xml:space="preserve"> PAGE </w:instrText>
+          </w:r>
+          <w:r>
+            <w:rPr>
+              <w:rFonts w:ascii="Avenir Next" w:hAnsi="Avenir Next" w:cs="Avenir Next" w:eastAsia="Avenir Next"/>
+              <w:color w:val="5A5F66"/>
+              <w:sz w:val="15"/>
+              <w:szCs w:val="15"/>
+            </w:rPr>
+            <w:fldChar w:fldCharType="separate"/>
+          </w:r>
+          <w:r>
+            <w:rPr>
+              <w:rFonts w:ascii="Avenir Next" w:hAnsi="Avenir Next" w:cs="Avenir Next" w:eastAsia="Avenir Next"/>
+              <w:color w:val="5A5F66"/>
+              <w:sz w:val="15"/>
+              <w:szCs w:val="15"/>
+            </w:rPr>
+            <w:t xml:space="preserve">1</w:t>
+          </w:r>
+          <w:r>
+            <w:rPr>
+              <w:rFonts w:ascii="Avenir Next" w:hAnsi="Avenir Next" w:cs="Avenir Next" w:eastAsia="Avenir Next"/>
+              <w:color w:val="5A5F66"/>
+              <w:sz w:val="15"/>
+              <w:szCs w:val="15"/>
+            </w:rPr>
+            <w:fldChar w:fldCharType="end"/>
+          </w:r>
+          <w:r>
+            <w:rPr>
+              <w:rFonts w:ascii="Avenir Next" w:hAnsi="Avenir Next" w:cs="Avenir Next" w:eastAsia="Avenir Next"/>
+              <w:color w:val="5A5F66"/>
+              <w:sz w:val="15"/>
+              <w:szCs w:val="15"/>
+            </w:rPr>
+            <w:t xml:space="preserve"> of </w:t>
+          </w:r>
+          <w:r>
+            <w:rPr>
+              <w:rFonts w:ascii="Avenir Next" w:hAnsi="Avenir Next" w:cs="Avenir Next" w:eastAsia="Avenir Next"/>
+              <w:color w:val="5A5F66"/>
+              <w:sz w:val="15"/>
+              <w:szCs w:val="15"/>
+            </w:rPr>
+            <w:fldChar w:fldCharType="begin"/>
+          </w:r>
+          <w:r>
+            <w:rPr>
+              <w:rFonts w:ascii="Avenir Next" w:hAnsi="Avenir Next" w:cs="Avenir Next" w:eastAsia="Avenir Next"/>
+              <w:color w:val="5A5F66"/>
+              <w:sz w:val="15"/>
+              <w:szCs w:val="15"/>
+            </w:rPr>
+            <w:instrText xml:space="preserve"> NUMPAGES </w:instrText>
+          </w:r>
+          <w:r>
+            <w:rPr>
+              <w:rFonts w:ascii="Avenir Next" w:hAnsi="Avenir Next" w:cs="Avenir Next" w:eastAsia="Avenir Next"/>
+              <w:color w:val="5A5F66"/>
+              <w:sz w:val="15"/>
+              <w:szCs w:val="15"/>
+            </w:rPr>
+            <w:fldChar w:fldCharType="separate"/>
+          </w:r>
+          <w:r>
+            <w:rPr>
+              <w:rFonts w:ascii="Avenir Next" w:hAnsi="Avenir Next" w:cs="Avenir Next" w:eastAsia="Avenir Next"/>
+              <w:color w:val="5A5F66"/>
+              <w:sz w:val="15"/>
+              <w:szCs w:val="15"/>
+            </w:rPr>
+            <w:t xml:space="preserve">1</w:t>
+          </w:r>
+          <w:r>
+            <w:rPr>
+              <w:rFonts w:ascii="Avenir Next" w:hAnsi="Avenir Next" w:cs="Avenir Next" w:eastAsia="Avenir Next"/>
+              <w:color w:val="5A5F66"/>
+              <w:sz w:val="15"/>
+              <w:szCs w:val="15"/>
+            </w:rPr>
+            <w:fldChar w:fldCharType="end"/>
           </w:r>
         </w:p>
       </w:tc>
@@ -3869,5 +3990,23 @@
       </w:tblCellMar>
     </w:tblPr>
   </w:style>
+  <w:style w:type="paragraph" w:styleId="Heading1">
+    <w:name w:val="heading 1"/>
+    <w:basedOn w:val="Normal"/>
+    <w:pPr>
+      <w:outlineLvl w:val="0"/>
+      <w:keepNext w:val="0"/>
+      <w:keepLines w:val="0"/>
+    </w:pPr>
+  </w:style>
+  <w:style w:type="paragraph" w:styleId="Heading2">
+    <w:name w:val="heading 2"/>
+    <w:basedOn w:val="Normal"/>
+    <w:pPr>
+      <w:outlineLvl w:val="1"/>
+      <w:keepNext w:val="0"/>
+      <w:keepLines w:val="0"/>
+    </w:pPr>
+  </w:style>
 </w:styles>
 </file>